--- a/templates/excelencia.docx
+++ b/templates/excelencia.docx
@@ -134,17 +134,10 @@
                     <w:rFonts w:ascii="Times New Roman" w:hAnsi="Times New Roman" w:cs="Times New Roman"/>
                     <w:b/>
                   </w:rPr>
-                  <w:t>POSTULANTE</w:t>
+                  <w:t>POSTULANTE:</w:t>
                 </w:r>
               </w:sdtContent>
             </w:sdt>
-            <w:r>
-              <w:rPr>
-                <w:rFonts w:ascii="Times New Roman" w:hAnsi="Times New Roman" w:cs="Times New Roman"/>
-                <w:b/>
-              </w:rPr>
-              <w:t>:</w:t>
-            </w:r>
           </w:p>
         </w:tc>
         <w:tc>
@@ -201,7 +194,6 @@
           </w:tcPr>
           <w:p>
             <w:pPr>
-              <w:jc w:val="center"/>
               <w:rPr>
                 <w:rFonts w:ascii="Times New Roman" w:hAnsi="Times New Roman" w:cs="Times New Roman"/>
                 <w:bCs/>
@@ -1428,17 +1420,7 @@
         <w:sz w:val="24"/>
         <w:szCs w:val="24"/>
       </w:rPr>
-      <w:t>3</w:t>
-    </w:r>
-    <w:r>
-      <w:rPr>
-        <w:rFonts w:ascii="Times New Roman" w:hAnsi="Times New Roman" w:cs="Times New Roman"/>
-        <w:b/>
-        <w:bCs/>
-        <w:sz w:val="24"/>
-        <w:szCs w:val="24"/>
-      </w:rPr>
-      <w:t>3</w:t>
+      <w:t>{{pagina}}</w:t>
     </w:r>
   </w:p>
   <w:p>
@@ -1567,7 +1549,7 @@
             <w:sz w:val="24"/>
             <w:szCs w:val="24"/>
           </w:rPr>
-          <w:t>9</w:t>
+          <w:t>{{libro}}</w:t>
         </w:r>
       </w:sdtContent>
     </w:sdt>
@@ -2465,6 +2447,7 @@
     <w:rsid w:val="0061142C"/>
     <w:rsid w:val="00633CA9"/>
     <w:rsid w:val="006811A4"/>
+    <w:rsid w:val="0068546A"/>
     <w:rsid w:val="006F18A2"/>
     <w:rsid w:val="006F2521"/>
     <w:rsid w:val="00703CC5"/>
@@ -2492,6 +2475,7 @@
     <w:rsid w:val="00D87B48"/>
     <w:rsid w:val="00DF5767"/>
     <w:rsid w:val="00E408FB"/>
+    <w:rsid w:val="00E65F18"/>
     <w:rsid w:val="00EF0AA3"/>
     <w:rsid w:val="00F5323A"/>
     <w:rsid w:val="00FC5273"/>
